--- a/Block_B/Отчет блок B.docx
+++ b/Block_B/Отчет блок B.docx
@@ -35,7 +35,6 @@
         <w:rPr>
           <w:sz w:val="24"/>
           <w:szCs w:val="24"/>
-          <w:lang w:val="en-US"/>
         </w:rPr>
         <w:t>:</w:t>
       </w:r>
@@ -48,6 +47,7 @@
       </w:r>
       <w:r>
         <w:rPr>
+          <w:noProof/>
           <w:sz w:val="24"/>
           <w:szCs w:val="24"/>
         </w:rPr>
@@ -93,7 +93,6 @@
         <w:rPr>
           <w:sz w:val="24"/>
           <w:szCs w:val="24"/>
-          <w:lang w:val="en-US"/>
         </w:rPr>
       </w:pPr>
       <w:r>
@@ -107,7 +106,6 @@
         <w:rPr>
           <w:sz w:val="24"/>
           <w:szCs w:val="24"/>
-          <w:lang w:val="en-US"/>
         </w:rPr>
         <w:t>:</w:t>
       </w:r>
@@ -117,17 +115,76 @@
         <w:rPr>
           <w:sz w:val="24"/>
           <w:szCs w:val="24"/>
-          <w:lang w:val="en-US"/>
-        </w:rPr>
-      </w:pPr>
-      <w:r>
-        <w:rPr>
-          <w:sz w:val="24"/>
-          <w:szCs w:val="24"/>
-          <w:lang w:val="en-US"/>
+        </w:rPr>
+      </w:pPr>
+    </w:p>
+    <w:p>
+      <w:pPr>
+        <w:rPr>
+          <w:sz w:val="24"/>
+          <w:szCs w:val="24"/>
+        </w:rPr>
+      </w:pPr>
+      <w:r>
+        <w:rPr>
+          <w:noProof/>
+          <w:sz w:val="24"/>
+          <w:szCs w:val="24"/>
         </w:rPr>
         <w:drawing>
-          <wp:inline distT="0" distB="0" distL="0" distR="0" wp14:anchorId="3DA5F6B1" wp14:editId="6364E278">
+          <wp:inline distT="0" distB="0" distL="0" distR="0" wp14:anchorId="7B14A98F" wp14:editId="08D6E27E">
+            <wp:extent cx="5940425" cy="713740"/>
+            <wp:effectExtent l="0" t="0" r="3175" b="0"/>
+            <wp:docPr id="1716312062" name="Рисунок 1"/>
+            <wp:cNvGraphicFramePr>
+              <a:graphicFrameLocks xmlns:a="http://schemas.openxmlformats.org/drawingml/2006/main" noChangeAspect="1"/>
+            </wp:cNvGraphicFramePr>
+            <a:graphic xmlns:a="http://schemas.openxmlformats.org/drawingml/2006/main">
+              <a:graphicData uri="http://schemas.openxmlformats.org/drawingml/2006/picture">
+                <pic:pic xmlns:pic="http://schemas.openxmlformats.org/drawingml/2006/picture">
+                  <pic:nvPicPr>
+                    <pic:cNvPr id="1716312062" name=""/>
+                    <pic:cNvPicPr/>
+                  </pic:nvPicPr>
+                  <pic:blipFill>
+                    <a:blip r:embed="rId5"/>
+                    <a:stretch>
+                      <a:fillRect/>
+                    </a:stretch>
+                  </pic:blipFill>
+                  <pic:spPr>
+                    <a:xfrm>
+                      <a:off x="0" y="0"/>
+                      <a:ext cx="5940425" cy="713740"/>
+                    </a:xfrm>
+                    <a:prstGeom prst="rect">
+                      <a:avLst/>
+                    </a:prstGeom>
+                  </pic:spPr>
+                </pic:pic>
+              </a:graphicData>
+            </a:graphic>
+          </wp:inline>
+        </w:drawing>
+      </w:r>
+    </w:p>
+    <w:p>
+      <w:pPr>
+        <w:rPr>
+          <w:sz w:val="24"/>
+          <w:szCs w:val="24"/>
+        </w:rPr>
+      </w:pPr>
+      <w:r>
+        <w:rPr>
+          <w:noProof/>
+          <w:sz w:val="24"/>
+          <w:szCs w:val="24"/>
+          <w:lang w:val="en-US"/>
+        </w:rPr>
+        <w:lastRenderedPageBreak/>
+        <w:drawing>
+          <wp:inline distT="0" distB="0" distL="0" distR="0" wp14:anchorId="32D910DC" wp14:editId="471B088A">
             <wp:extent cx="5940425" cy="2889885"/>
             <wp:effectExtent l="0" t="0" r="3175" b="5715"/>
             <wp:docPr id="684841879" name="Рисунок 1"/>
@@ -142,7 +199,7 @@
                     <pic:cNvPicPr/>
                   </pic:nvPicPr>
                   <pic:blipFill>
-                    <a:blip r:embed="rId5"/>
+                    <a:blip r:embed="rId6"/>
                     <a:stretch>
                       <a:fillRect/>
                     </a:stretch>
@@ -168,61 +225,12 @@
         <w:rPr>
           <w:sz w:val="24"/>
           <w:szCs w:val="24"/>
-        </w:rPr>
-      </w:pPr>
-      <w:r>
-        <w:rPr>
-          <w:sz w:val="24"/>
-          <w:szCs w:val="24"/>
-        </w:rPr>
-        <w:lastRenderedPageBreak/>
-        <w:drawing>
-          <wp:inline distT="0" distB="0" distL="0" distR="0" wp14:anchorId="7B14A98F" wp14:editId="08D6E27E">
-            <wp:extent cx="5940425" cy="713740"/>
-            <wp:effectExtent l="0" t="0" r="3175" b="0"/>
-            <wp:docPr id="1716312062" name="Рисунок 1"/>
-            <wp:cNvGraphicFramePr>
-              <a:graphicFrameLocks xmlns:a="http://schemas.openxmlformats.org/drawingml/2006/main" noChangeAspect="1"/>
-            </wp:cNvGraphicFramePr>
-            <a:graphic xmlns:a="http://schemas.openxmlformats.org/drawingml/2006/main">
-              <a:graphicData uri="http://schemas.openxmlformats.org/drawingml/2006/picture">
-                <pic:pic xmlns:pic="http://schemas.openxmlformats.org/drawingml/2006/picture">
-                  <pic:nvPicPr>
-                    <pic:cNvPr id="1716312062" name=""/>
-                    <pic:cNvPicPr/>
-                  </pic:nvPicPr>
-                  <pic:blipFill>
-                    <a:blip r:embed="rId6"/>
-                    <a:stretch>
-                      <a:fillRect/>
-                    </a:stretch>
-                  </pic:blipFill>
-                  <pic:spPr>
-                    <a:xfrm>
-                      <a:off x="0" y="0"/>
-                      <a:ext cx="5940425" cy="713740"/>
-                    </a:xfrm>
-                    <a:prstGeom prst="rect">
-                      <a:avLst/>
-                    </a:prstGeom>
-                  </pic:spPr>
-                </pic:pic>
-              </a:graphicData>
-            </a:graphic>
-          </wp:inline>
-        </w:drawing>
-      </w:r>
-    </w:p>
-    <w:p>
-      <w:pPr>
-        <w:rPr>
-          <w:sz w:val="24"/>
-          <w:szCs w:val="24"/>
-          <w:lang w:val="en-US"/>
-        </w:rPr>
-      </w:pPr>
-      <w:r>
-        <w:rPr>
+          <w:lang w:val="en-US"/>
+        </w:rPr>
+      </w:pPr>
+      <w:r>
+        <w:rPr>
+          <w:noProof/>
           <w:sz w:val="24"/>
           <w:szCs w:val="24"/>
           <w:lang w:val="en-US"/>
@@ -284,21 +292,20 @@
         <w:rPr>
           <w:sz w:val="24"/>
           <w:szCs w:val="24"/>
-          <w:lang w:val="en-US"/>
-        </w:rPr>
-      </w:pPr>
-      <w:r>
-        <w:rPr>
-          <w:sz w:val="24"/>
-          <w:szCs w:val="24"/>
-        </w:rPr>
+        </w:rPr>
+      </w:pPr>
+      <w:r>
+        <w:rPr>
+          <w:sz w:val="24"/>
+          <w:szCs w:val="24"/>
+        </w:rPr>
+        <w:lastRenderedPageBreak/>
         <w:t>Код</w:t>
       </w:r>
       <w:r>
         <w:rPr>
           <w:sz w:val="24"/>
           <w:szCs w:val="24"/>
-          <w:lang w:val="en-US"/>
         </w:rPr>
         <w:t>:</w:t>
       </w:r>
@@ -310,6 +317,7 @@
       </w:r>
       <w:r>
         <w:rPr>
+          <w:noProof/>
           <w:sz w:val="24"/>
           <w:szCs w:val="24"/>
           <w:lang w:val="en-US"/>
@@ -356,7 +364,6 @@
         <w:rPr>
           <w:sz w:val="24"/>
           <w:szCs w:val="24"/>
-          <w:lang w:val="en-US"/>
         </w:rPr>
       </w:pPr>
       <w:r>
@@ -370,7 +377,6 @@
         <w:rPr>
           <w:sz w:val="24"/>
           <w:szCs w:val="24"/>
-          <w:lang w:val="en-US"/>
         </w:rPr>
         <w:t>:</w:t>
       </w:r>
@@ -384,11 +390,11 @@
       </w:pPr>
       <w:r>
         <w:rPr>
-          <w:sz w:val="24"/>
-          <w:szCs w:val="24"/>
-          <w:lang w:val="en-US"/>
-        </w:rPr>
-        <w:lastRenderedPageBreak/>
+          <w:noProof/>
+          <w:sz w:val="24"/>
+          <w:szCs w:val="24"/>
+          <w:lang w:val="en-US"/>
+        </w:rPr>
         <w:drawing>
           <wp:inline distT="0" distB="0" distL="0" distR="0" wp14:anchorId="3B6FE8FC" wp14:editId="3212246A">
             <wp:extent cx="5940425" cy="2992120"/>
@@ -435,6 +441,7 @@
       </w:pPr>
       <w:r>
         <w:rPr>
+          <w:noProof/>
           <w:sz w:val="24"/>
           <w:szCs w:val="24"/>
         </w:rPr>
@@ -484,9 +491,11 @@
       </w:pPr>
       <w:r>
         <w:rPr>
-          <w:sz w:val="24"/>
-          <w:szCs w:val="24"/>
-        </w:rPr>
+          <w:noProof/>
+          <w:sz w:val="24"/>
+          <w:szCs w:val="24"/>
+        </w:rPr>
+        <w:lastRenderedPageBreak/>
         <w:drawing>
           <wp:inline distT="0" distB="0" distL="0" distR="0" wp14:anchorId="515605B9" wp14:editId="1617EA03">
             <wp:extent cx="5940425" cy="2002790"/>
@@ -550,7 +559,6 @@
           <w:sz w:val="24"/>
           <w:szCs w:val="24"/>
         </w:rPr>
-        <w:lastRenderedPageBreak/>
         <w:t>Код</w:t>
       </w:r>
       <w:r>
@@ -569,6 +577,7 @@
       </w:r>
       <w:r>
         <w:rPr>
+          <w:noProof/>
           <w:sz w:val="24"/>
           <w:szCs w:val="24"/>
           <w:lang w:val="en-US"/>
@@ -619,6 +628,7 @@
       </w:pPr>
       <w:r>
         <w:rPr>
+          <w:noProof/>
           <w:sz w:val="24"/>
           <w:szCs w:val="24"/>
         </w:rPr>
@@ -693,6 +703,7 @@
       </w:pPr>
       <w:r>
         <w:rPr>
+          <w:noProof/>
           <w:sz w:val="24"/>
           <w:szCs w:val="24"/>
           <w:lang w:val="en-US"/>
@@ -745,6 +756,7 @@
       </w:pPr>
       <w:r>
         <w:rPr>
+          <w:noProof/>
           <w:sz w:val="24"/>
           <w:szCs w:val="24"/>
           <w:lang w:val="en-US"/>
@@ -845,6 +857,7 @@
       </w:pPr>
       <w:r>
         <w:rPr>
+          <w:noProof/>
           <w:sz w:val="24"/>
           <w:szCs w:val="24"/>
           <w:lang w:val="en-US"/>
@@ -874,6 +887,130 @@
                     <a:xfrm>
                       <a:off x="0" y="0"/>
                       <a:ext cx="5940425" cy="1638300"/>
+                    </a:xfrm>
+                    <a:prstGeom prst="rect">
+                      <a:avLst/>
+                    </a:prstGeom>
+                  </pic:spPr>
+                </pic:pic>
+              </a:graphicData>
+            </a:graphic>
+          </wp:inline>
+        </w:drawing>
+      </w:r>
+    </w:p>
+    <w:p>
+      <w:pPr>
+        <w:rPr>
+          <w:b/>
+          <w:bCs/>
+          <w:sz w:val="32"/>
+          <w:szCs w:val="32"/>
+          <w:lang w:val="en-US"/>
+        </w:rPr>
+      </w:pPr>
+      <w:r>
+        <w:rPr>
+          <w:b/>
+          <w:bCs/>
+          <w:sz w:val="32"/>
+          <w:szCs w:val="32"/>
+          <w:lang w:val="en-US"/>
+        </w:rPr>
+        <w:t>S-BLOCK</w:t>
+      </w:r>
+    </w:p>
+    <w:p>
+      <w:pPr>
+        <w:rPr>
+          <w:b/>
+          <w:bCs/>
+          <w:sz w:val="32"/>
+          <w:szCs w:val="32"/>
+          <w:lang w:val="en-US"/>
+        </w:rPr>
+      </w:pPr>
+      <w:r>
+        <w:rPr>
+          <w:noProof/>
+        </w:rPr>
+        <w:lastRenderedPageBreak/>
+        <w:drawing>
+          <wp:inline distT="0" distB="0" distL="0" distR="0" wp14:anchorId="086852CB" wp14:editId="253CF8E2">
+            <wp:extent cx="4104762" cy="5914286"/>
+            <wp:effectExtent l="0" t="0" r="0" b="0"/>
+            <wp:docPr id="1930018222" name="Рисунок 1"/>
+            <wp:cNvGraphicFramePr>
+              <a:graphicFrameLocks xmlns:a="http://schemas.openxmlformats.org/drawingml/2006/main" noChangeAspect="1"/>
+            </wp:cNvGraphicFramePr>
+            <a:graphic xmlns:a="http://schemas.openxmlformats.org/drawingml/2006/main">
+              <a:graphicData uri="http://schemas.openxmlformats.org/drawingml/2006/picture">
+                <pic:pic xmlns:pic="http://schemas.openxmlformats.org/drawingml/2006/picture">
+                  <pic:nvPicPr>
+                    <pic:cNvPr id="1930018222" name=""/>
+                    <pic:cNvPicPr/>
+                  </pic:nvPicPr>
+                  <pic:blipFill>
+                    <a:blip r:embed="rId18"/>
+                    <a:stretch>
+                      <a:fillRect/>
+                    </a:stretch>
+                  </pic:blipFill>
+                  <pic:spPr>
+                    <a:xfrm>
+                      <a:off x="0" y="0"/>
+                      <a:ext cx="4104762" cy="5914286"/>
+                    </a:xfrm>
+                    <a:prstGeom prst="rect">
+                      <a:avLst/>
+                    </a:prstGeom>
+                  </pic:spPr>
+                </pic:pic>
+              </a:graphicData>
+            </a:graphic>
+          </wp:inline>
+        </w:drawing>
+      </w:r>
+    </w:p>
+    <w:p>
+      <w:pPr>
+        <w:rPr>
+          <w:b/>
+          <w:bCs/>
+          <w:sz w:val="32"/>
+          <w:szCs w:val="32"/>
+          <w:lang w:val="en-US"/>
+        </w:rPr>
+      </w:pPr>
+      <w:r>
+        <w:rPr>
+          <w:noProof/>
+        </w:rPr>
+        <w:drawing>
+          <wp:inline distT="0" distB="0" distL="0" distR="0" wp14:anchorId="6B0BCB50" wp14:editId="34A08B0A">
+            <wp:extent cx="5940425" cy="1000125"/>
+            <wp:effectExtent l="0" t="0" r="3175" b="9525"/>
+            <wp:docPr id="1844027249" name="Рисунок 1"/>
+            <wp:cNvGraphicFramePr>
+              <a:graphicFrameLocks xmlns:a="http://schemas.openxmlformats.org/drawingml/2006/main" noChangeAspect="1"/>
+            </wp:cNvGraphicFramePr>
+            <a:graphic xmlns:a="http://schemas.openxmlformats.org/drawingml/2006/main">
+              <a:graphicData uri="http://schemas.openxmlformats.org/drawingml/2006/picture">
+                <pic:pic xmlns:pic="http://schemas.openxmlformats.org/drawingml/2006/picture">
+                  <pic:nvPicPr>
+                    <pic:cNvPr id="1844027249" name=""/>
+                    <pic:cNvPicPr/>
+                  </pic:nvPicPr>
+                  <pic:blipFill>
+                    <a:blip r:embed="rId19"/>
+                    <a:stretch>
+                      <a:fillRect/>
+                    </a:stretch>
+                  </pic:blipFill>
+                  <pic:spPr>
+                    <a:xfrm>
+                      <a:off x="0" y="0"/>
+                      <a:ext cx="5940425" cy="1000125"/>
                     </a:xfrm>
                     <a:prstGeom prst="rect">
                       <a:avLst/>
